--- a/Advanced Sql/Exercise 5-Return Data from a Stored Procedure.docx
+++ b/Advanced Sql/Exercise 5-Return Data from a Stored Procedure.docx
@@ -1,6 +1,6 @@
 
 <file path=word/document.xml><?xml version="1.0" encoding="utf-8"?>
-<w:document xmlns:wpc="http://schemas.microsoft.com/office/word/2010/wordprocessingCanvas" xmlns:cx="http://schemas.microsoft.com/office/drawing/2014/chartex" xmlns:cx1="http://schemas.microsoft.com/office/drawing/2015/9/8/chartex" xmlns:cx2="http://schemas.microsoft.com/office/drawing/2015/10/21/chartex" xmlns:cx3="http://schemas.microsoft.com/office/drawing/2016/5/9/chartex" xmlns:cx4="http://schemas.microsoft.com/office/drawing/2016/5/10/chartex" xmlns:cx5="http://schemas.microsoft.com/office/drawing/2016/5/11/chartex" xmlns:cx6="http://schemas.microsoft.com/office/drawing/2016/5/12/chartex" xmlns:cx7="http://schemas.microsoft.com/office/drawing/2016/5/13/chartex" xmlns:cx8="http://schemas.microsoft.com/office/drawing/2016/5/14/chartex" xmlns:mc="http://schemas.openxmlformats.org/markup-compatibility/2006" xmlns:aink="http://schemas.microsoft.com/office/drawing/2016/ink" xmlns:am3d="http://schemas.microsoft.com/office/drawing/2017/model3d" xmlns:o="urn:schemas-microsoft-com:office:office" xmlns:oel="http://schemas.microsoft.com/office/2019/extlst" xmlns:r="http://schemas.openxmlformats.org/officeDocument/2006/relationships" xmlns:m="http://schemas.openxmlformats.org/officeDocument/2006/math" xmlns:v="urn:schemas-microsoft-com:vml" xmlns:wp14="http://schemas.microsoft.com/office/word/2010/wordprocessingDrawing" xmlns:wp="http://schemas.openxmlformats.org/drawingml/2006/wordprocessingDrawing" xmlns:w10="urn:schemas-microsoft-com:office:word" xmlns:w="http://schemas.openxmlformats.org/wordprocessingml/2006/main" xmlns:w14="http://schemas.microsoft.com/office/word/2010/wordml" xmlns:w15="http://schemas.microsoft.com/office/word/2012/wordml" xmlns:w16cex="http://schemas.microsoft.com/office/word/2018/wordml/cex" xmlns:w16cid="http://schemas.microsoft.com/office/word/2016/wordml/cid" xmlns:w16="http://schemas.microsoft.com/office/word/2018/wordml" xmlns:w16du="http://schemas.microsoft.com/office/word/2023/wordml/word16du" xmlns:w16sdtdh="http://schemas.microsoft.com/office/word/2020/wordml/sdtdatahash" xmlns:w16sdtfl="http://schemas.microsoft.com/office/word/2024/wordml/sdtformatlock" xmlns:w16se="http://schemas.microsoft.com/office/word/2015/wordml/symex" xmlns:wpg="http://schemas.microsoft.com/office/word/2010/wordprocessingGroup" xmlns:wpi="http://schemas.microsoft.com/office/word/2010/wordprocessingInk" xmlns:wne="http://schemas.microsoft.com/office/word/2006/wordml" xmlns:wps="http://schemas.microsoft.com/office/word/2010/wordprocessingShape" mc:Ignorable="w14 w15 w16se w16cid w16 w16cex w16sdtdh w16sdtfl w16du wp14">
+<w:document xmlns:wpc="http://schemas.microsoft.com/office/word/2010/wordprocessingCanvas" xmlns:cx="http://schemas.microsoft.com/office/drawing/2014/chartex" xmlns:cx1="http://schemas.microsoft.com/office/drawing/2015/9/8/chartex" xmlns:cx2="http://schemas.microsoft.com/office/drawing/2015/10/21/chartex" xmlns:cx3="http://schemas.microsoft.com/office/drawing/2016/5/9/chartex" xmlns:cx4="http://schemas.microsoft.com/office/drawing/2016/5/10/chartex" xmlns:cx5="http://schemas.microsoft.com/office/drawing/2016/5/11/chartex" xmlns:cx6="http://schemas.microsoft.com/office/drawing/2016/5/12/chartex" xmlns:cx7="http://schemas.microsoft.com/office/drawing/2016/5/13/chartex" xmlns:cx8="http://schemas.microsoft.com/office/drawing/2016/5/14/chartex" xmlns:mc="http://schemas.openxmlformats.org/markup-compatibility/2006" xmlns:aink="http://schemas.microsoft.com/office/drawing/2016/ink" xmlns:am3d="http://schemas.microsoft.com/office/drawing/2017/model3d" xmlns:o="urn:schemas-microsoft-com:office:office" xmlns:oel="http://schemas.microsoft.com/office/2019/extlst" xmlns:r="http://schemas.openxmlformats.org/officeDocument/2006/relationships" xmlns:m="http://schemas.openxmlformats.org/officeDocument/2006/math" xmlns:v="urn:schemas-microsoft-com:vml" xmlns:wp14="http://schemas.microsoft.com/office/word/2010/wordprocessingDrawing" xmlns:wp="http://schemas.openxmlformats.org/drawingml/2006/wordprocessingDrawing" xmlns:w10="urn:schemas-microsoft-com:office:word" xmlns:w="http://schemas.openxmlformats.org/wordprocessingml/2006/main" xmlns:w14="http://schemas.microsoft.com/office/word/2010/wordml" xmlns:w15="http://schemas.microsoft.com/office/word/2012/wordml" xmlns:w16cei="http://schemas.microsoft.com/office/word/2026/wordml/cei" xmlns:w16cex="http://schemas.microsoft.com/office/word/2018/wordml/cex" xmlns:w16cid="http://schemas.microsoft.com/office/word/2016/wordml/cid" xmlns:w16="http://schemas.microsoft.com/office/word/2018/wordml" xmlns:w16du="http://schemas.microsoft.com/office/word/2023/wordml/word16du" xmlns:w16sdtdh="http://schemas.microsoft.com/office/word/2020/wordml/sdtdatahash" xmlns:w16sdtfl="http://schemas.microsoft.com/office/word/2024/wordml/sdtformatlock" xmlns:w16se="http://schemas.microsoft.com/office/word/2015/wordml/symex" xmlns:wpg="http://schemas.microsoft.com/office/word/2010/wordprocessingGroup" xmlns:wpi="http://schemas.microsoft.com/office/word/2010/wordprocessingInk" xmlns:wne="http://schemas.microsoft.com/office/word/2006/wordml" xmlns:wps="http://schemas.microsoft.com/office/word/2010/wordprocessingShape" mc:Ignorable="w14 w15 w16se w16cid w16 w16cex w16sdtdh w16sdtfl w16du wp14">
   <w:body>
     <w:p>
       <w:pPr>
@@ -24,100 +24,60 @@
     <w:p>
       <w:pPr>
         <w:rPr>
+          <w:b/>
+          <w:bCs/>
           <w:sz w:val="28"/>
           <w:szCs w:val="28"/>
         </w:rPr>
       </w:pPr>
       <w:r>
         <w:rPr>
+          <w:b/>
+          <w:bCs/>
           <w:sz w:val="28"/>
           <w:szCs w:val="28"/>
         </w:rPr>
-        <w:t>Steps</w:t>
-      </w:r>
-      <w:r>
-        <w:rPr>
-          <w:sz w:val="28"/>
-          <w:szCs w:val="28"/>
-        </w:rPr>
-        <w:t xml:space="preserve"> followed</w:t>
-      </w:r>
-      <w:r>
-        <w:rPr>
-          <w:sz w:val="28"/>
-          <w:szCs w:val="28"/>
-        </w:rPr>
-        <w:t xml:space="preserve">: </w:t>
+        <w:t>QUERY:</w:t>
       </w:r>
     </w:p>
     <w:p>
-      <w:pPr>
-        <w:rPr>
-          <w:sz w:val="28"/>
-          <w:szCs w:val="28"/>
-        </w:rPr>
-      </w:pPr>
       <w:r>
-        <w:rPr>
-          <w:sz w:val="28"/>
-          <w:szCs w:val="28"/>
-        </w:rPr>
-        <w:t xml:space="preserve">1. Define the stored procedure with a parameter for </w:t>
+        <w:drawing>
+          <wp:inline distT="0" distB="0" distL="0" distR="0" wp14:anchorId="671EC7CB" wp14:editId="69756263">
+            <wp:extent cx="5731510" cy="5321300"/>
+            <wp:effectExtent l="0" t="0" r="2540" b="0"/>
+            <wp:docPr id="655731191" name="Picture 1"/>
+            <wp:cNvGraphicFramePr>
+              <a:graphicFrameLocks xmlns:a="http://schemas.openxmlformats.org/drawingml/2006/main" noChangeAspect="1"/>
+            </wp:cNvGraphicFramePr>
+            <a:graphic xmlns:a="http://schemas.openxmlformats.org/drawingml/2006/main">
+              <a:graphicData uri="http://schemas.openxmlformats.org/drawingml/2006/picture">
+                <pic:pic xmlns:pic="http://schemas.openxmlformats.org/drawingml/2006/picture">
+                  <pic:nvPicPr>
+                    <pic:cNvPr id="655731191" name=""/>
+                    <pic:cNvPicPr/>
+                  </pic:nvPicPr>
+                  <pic:blipFill>
+                    <a:blip r:embed="rId5"/>
+                    <a:stretch>
+                      <a:fillRect/>
+                    </a:stretch>
+                  </pic:blipFill>
+                  <pic:spPr>
+                    <a:xfrm>
+                      <a:off x="0" y="0"/>
+                      <a:ext cx="5731510" cy="5321300"/>
+                    </a:xfrm>
+                    <a:prstGeom prst="rect">
+                      <a:avLst/>
+                    </a:prstGeom>
+                  </pic:spPr>
+                </pic:pic>
+              </a:graphicData>
+            </a:graphic>
+          </wp:inline>
+        </w:drawing>
       </w:r>
-      <w:proofErr w:type="spellStart"/>
-      <w:r>
-        <w:rPr>
-          <w:sz w:val="28"/>
-          <w:szCs w:val="28"/>
-        </w:rPr>
-        <w:t>DepartmentID</w:t>
-      </w:r>
-      <w:proofErr w:type="spellEnd"/>
-      <w:r>
-        <w:rPr>
-          <w:sz w:val="28"/>
-          <w:szCs w:val="28"/>
-        </w:rPr>
-        <w:t xml:space="preserve">. </w:t>
-      </w:r>
-    </w:p>
-    <w:p>
-      <w:pPr>
-        <w:rPr>
-          <w:sz w:val="28"/>
-          <w:szCs w:val="28"/>
-        </w:rPr>
-      </w:pPr>
-      <w:r>
-        <w:rPr>
-          <w:sz w:val="28"/>
-          <w:szCs w:val="28"/>
-        </w:rPr>
-        <w:t xml:space="preserve">2. Write the SQL query to count the number of employees in the specified department. </w:t>
-      </w:r>
-    </w:p>
-    <w:p>
-      <w:pPr>
-        <w:rPr>
-          <w:sz w:val="28"/>
-          <w:szCs w:val="28"/>
-        </w:rPr>
-      </w:pPr>
-      <w:r>
-        <w:rPr>
-          <w:sz w:val="28"/>
-          <w:szCs w:val="28"/>
-        </w:rPr>
-        <w:t>3. Save the stored procedure by executing the Stored procedure content.</w:t>
-      </w:r>
-    </w:p>
-    <w:p>
-      <w:pPr>
-        <w:rPr>
-          <w:sz w:val="28"/>
-          <w:szCs w:val="28"/>
-        </w:rPr>
-      </w:pPr>
     </w:p>
     <w:p>
       <w:pPr>
@@ -135,7 +95,7 @@
           <w:sz w:val="28"/>
           <w:szCs w:val="28"/>
         </w:rPr>
-        <w:t>CODE</w:t>
+        <w:t>OUTPUT</w:t>
       </w:r>
       <w:r>
         <w:rPr>
@@ -148,85 +108,52 @@
       </w:r>
     </w:p>
     <w:p>
+      <w:pPr>
+        <w:rPr>
+          <w:sz w:val="28"/>
+          <w:szCs w:val="28"/>
+        </w:rPr>
+      </w:pPr>
       <w:r>
-        <w:t xml:space="preserve">CREATE PROCEDURE </w:t>
-      </w:r>
-      <w:proofErr w:type="spellStart"/>
-      <w:r>
-        <w:t>sp_GetEmployeeCountByDepartment</w:t>
-      </w:r>
-      <w:proofErr w:type="spellEnd"/>
-    </w:p>
-    <w:p>
-      <w:r>
-        <w:t xml:space="preserve">    @DepartmentID INT,</w:t>
-      </w:r>
-    </w:p>
-    <w:p>
-      <w:r>
-        <w:t xml:space="preserve">    @EmployeeCount INT OUTPUT  </w:t>
-      </w:r>
-    </w:p>
-    <w:p>
-      <w:r>
-        <w:t>AS</w:t>
-      </w:r>
-    </w:p>
-    <w:p>
-      <w:r>
-        <w:t>BEGIN</w:t>
-      </w:r>
-    </w:p>
-    <w:p>
-      <w:r>
-        <w:t xml:space="preserve">    SET NOCOUNT ON;</w:t>
-      </w:r>
-    </w:p>
-    <w:p/>
-    <w:p>
-      <w:r>
-        <w:t xml:space="preserve">    </w:t>
-      </w:r>
-    </w:p>
-    <w:p>
-      <w:r>
-        <w:t xml:space="preserve">    SELECT @EmployeeCount = </w:t>
-      </w:r>
-      <w:proofErr w:type="gramStart"/>
-      <w:r>
-        <w:t>COUNT(</w:t>
-      </w:r>
-      <w:proofErr w:type="gramEnd"/>
-      <w:r>
-        <w:t>*)</w:t>
-      </w:r>
-    </w:p>
-    <w:p>
-      <w:r>
-        <w:t xml:space="preserve">    FROM Employees</w:t>
-      </w:r>
-    </w:p>
-    <w:p>
-      <w:r>
-        <w:t xml:space="preserve">    WHERE </w:t>
-      </w:r>
-      <w:proofErr w:type="spellStart"/>
-      <w:r>
-        <w:t>DepartmentID</w:t>
-      </w:r>
-      <w:proofErr w:type="spellEnd"/>
-      <w:r>
-        <w:t xml:space="preserve"> = @DepartmentID;</w:t>
-      </w:r>
-    </w:p>
-    <w:p>
-      <w:r>
-        <w:t>END;</w:t>
-      </w:r>
-    </w:p>
-    <w:p>
-      <w:r>
-        <w:t>GO</w:t>
+        <w:rPr>
+          <w:sz w:val="28"/>
+          <w:szCs w:val="28"/>
+        </w:rPr>
+        <w:drawing>
+          <wp:inline distT="0" distB="0" distL="0" distR="0" wp14:anchorId="49071C3A" wp14:editId="30D2AF0B">
+            <wp:extent cx="1272650" cy="480102"/>
+            <wp:effectExtent l="0" t="0" r="3810" b="0"/>
+            <wp:docPr id="748710672" name="Picture 1"/>
+            <wp:cNvGraphicFramePr>
+              <a:graphicFrameLocks xmlns:a="http://schemas.openxmlformats.org/drawingml/2006/main" noChangeAspect="1"/>
+            </wp:cNvGraphicFramePr>
+            <a:graphic xmlns:a="http://schemas.openxmlformats.org/drawingml/2006/main">
+              <a:graphicData uri="http://schemas.openxmlformats.org/drawingml/2006/picture">
+                <pic:pic xmlns:pic="http://schemas.openxmlformats.org/drawingml/2006/picture">
+                  <pic:nvPicPr>
+                    <pic:cNvPr id="748710672" name=""/>
+                    <pic:cNvPicPr/>
+                  </pic:nvPicPr>
+                  <pic:blipFill>
+                    <a:blip r:embed="rId6"/>
+                    <a:stretch>
+                      <a:fillRect/>
+                    </a:stretch>
+                  </pic:blipFill>
+                  <pic:spPr>
+                    <a:xfrm>
+                      <a:off x="0" y="0"/>
+                      <a:ext cx="1272650" cy="480102"/>
+                    </a:xfrm>
+                    <a:prstGeom prst="rect">
+                      <a:avLst/>
+                    </a:prstGeom>
+                  </pic:spPr>
+                </pic:pic>
+              </a:graphicData>
+            </a:graphic>
+          </wp:inline>
+        </w:drawing>
       </w:r>
     </w:p>
     <w:sectPr>
@@ -240,7 +167,7 @@
 </file>
 
 <file path=word/numbering.xml><?xml version="1.0" encoding="utf-8"?>
-<w:numbering xmlns:wpc="http://schemas.microsoft.com/office/word/2010/wordprocessingCanvas" xmlns:cx="http://schemas.microsoft.com/office/drawing/2014/chartex" xmlns:cx1="http://schemas.microsoft.com/office/drawing/2015/9/8/chartex" xmlns:cx2="http://schemas.microsoft.com/office/drawing/2015/10/21/chartex" xmlns:cx3="http://schemas.microsoft.com/office/drawing/2016/5/9/chartex" xmlns:cx4="http://schemas.microsoft.com/office/drawing/2016/5/10/chartex" xmlns:cx5="http://schemas.microsoft.com/office/drawing/2016/5/11/chartex" xmlns:cx6="http://schemas.microsoft.com/office/drawing/2016/5/12/chartex" xmlns:cx7="http://schemas.microsoft.com/office/drawing/2016/5/13/chartex" xmlns:cx8="http://schemas.microsoft.com/office/drawing/2016/5/14/chartex" xmlns:mc="http://schemas.openxmlformats.org/markup-compatibility/2006" xmlns:aink="http://schemas.microsoft.com/office/drawing/2016/ink" xmlns:am3d="http://schemas.microsoft.com/office/drawing/2017/model3d" xmlns:o="urn:schemas-microsoft-com:office:office" xmlns:oel="http://schemas.microsoft.com/office/2019/extlst" xmlns:r="http://schemas.openxmlformats.org/officeDocument/2006/relationships" xmlns:m="http://schemas.openxmlformats.org/officeDocument/2006/math" xmlns:v="urn:schemas-microsoft-com:vml" xmlns:wp14="http://schemas.microsoft.com/office/word/2010/wordprocessingDrawing" xmlns:wp="http://schemas.openxmlformats.org/drawingml/2006/wordprocessingDrawing" xmlns:w10="urn:schemas-microsoft-com:office:word" xmlns:w="http://schemas.openxmlformats.org/wordprocessingml/2006/main" xmlns:w14="http://schemas.microsoft.com/office/word/2010/wordml" xmlns:w15="http://schemas.microsoft.com/office/word/2012/wordml" xmlns:w16cex="http://schemas.microsoft.com/office/word/2018/wordml/cex" xmlns:w16cid="http://schemas.microsoft.com/office/word/2016/wordml/cid" xmlns:w16="http://schemas.microsoft.com/office/word/2018/wordml" xmlns:w16du="http://schemas.microsoft.com/office/word/2023/wordml/word16du" xmlns:w16sdtdh="http://schemas.microsoft.com/office/word/2020/wordml/sdtdatahash" xmlns:w16sdtfl="http://schemas.microsoft.com/office/word/2024/wordml/sdtformatlock" xmlns:w16se="http://schemas.microsoft.com/office/word/2015/wordml/symex" xmlns:wpg="http://schemas.microsoft.com/office/word/2010/wordprocessingGroup" xmlns:wpi="http://schemas.microsoft.com/office/word/2010/wordprocessingInk" xmlns:wne="http://schemas.microsoft.com/office/word/2006/wordml" xmlns:wps="http://schemas.microsoft.com/office/word/2010/wordprocessingShape" mc:Ignorable="w14 w15 w16se w16cid w16 w16cex w16sdtdh w16sdtfl w16du wp14">
+<w:numbering xmlns:wpc="http://schemas.microsoft.com/office/word/2010/wordprocessingCanvas" xmlns:cx="http://schemas.microsoft.com/office/drawing/2014/chartex" xmlns:cx1="http://schemas.microsoft.com/office/drawing/2015/9/8/chartex" xmlns:cx2="http://schemas.microsoft.com/office/drawing/2015/10/21/chartex" xmlns:cx3="http://schemas.microsoft.com/office/drawing/2016/5/9/chartex" xmlns:cx4="http://schemas.microsoft.com/office/drawing/2016/5/10/chartex" xmlns:cx5="http://schemas.microsoft.com/office/drawing/2016/5/11/chartex" xmlns:cx6="http://schemas.microsoft.com/office/drawing/2016/5/12/chartex" xmlns:cx7="http://schemas.microsoft.com/office/drawing/2016/5/13/chartex" xmlns:cx8="http://schemas.microsoft.com/office/drawing/2016/5/14/chartex" xmlns:mc="http://schemas.openxmlformats.org/markup-compatibility/2006" xmlns:aink="http://schemas.microsoft.com/office/drawing/2016/ink" xmlns:am3d="http://schemas.microsoft.com/office/drawing/2017/model3d" xmlns:o="urn:schemas-microsoft-com:office:office" xmlns:oel="http://schemas.microsoft.com/office/2019/extlst" xmlns:r="http://schemas.openxmlformats.org/officeDocument/2006/relationships" xmlns:m="http://schemas.openxmlformats.org/officeDocument/2006/math" xmlns:v="urn:schemas-microsoft-com:vml" xmlns:wp14="http://schemas.microsoft.com/office/word/2010/wordprocessingDrawing" xmlns:wp="http://schemas.openxmlformats.org/drawingml/2006/wordprocessingDrawing" xmlns:w10="urn:schemas-microsoft-com:office:word" xmlns:w="http://schemas.openxmlformats.org/wordprocessingml/2006/main" xmlns:w14="http://schemas.microsoft.com/office/word/2010/wordml" xmlns:w15="http://schemas.microsoft.com/office/word/2012/wordml" xmlns:w16cei="http://schemas.microsoft.com/office/word/2026/wordml/cei" xmlns:w16cex="http://schemas.microsoft.com/office/word/2018/wordml/cex" xmlns:w16cid="http://schemas.microsoft.com/office/word/2016/wordml/cid" xmlns:w16="http://schemas.microsoft.com/office/word/2018/wordml" xmlns:w16du="http://schemas.microsoft.com/office/word/2023/wordml/word16du" xmlns:w16sdtdh="http://schemas.microsoft.com/office/word/2020/wordml/sdtdatahash" xmlns:w16sdtfl="http://schemas.microsoft.com/office/word/2024/wordml/sdtformatlock" xmlns:w16se="http://schemas.microsoft.com/office/word/2015/wordml/symex" xmlns:wpg="http://schemas.microsoft.com/office/word/2010/wordprocessingGroup" xmlns:wpi="http://schemas.microsoft.com/office/word/2010/wordprocessingInk" xmlns:wne="http://schemas.microsoft.com/office/word/2006/wordml" xmlns:wps="http://schemas.microsoft.com/office/word/2010/wordprocessingShape" mc:Ignorable="w14 w15 w16se w16cid w16 w16cex w16sdtdh w16sdtfl w16du wp14">
   <w:abstractNum w:abstractNumId="0" w15:restartNumberingAfterBreak="0">
     <w:nsid w:val="3F957DD4"/>
     <w:multiLevelType w:val="hybridMultilevel"/>
@@ -939,6 +866,7 @@
   <w:style w:type="character" w:default="1" w:styleId="DefaultParagraphFont">
     <w:name w:val="Default Paragraph Font"/>
     <w:uiPriority w:val="1"/>
+    <w:semiHidden/>
     <w:unhideWhenUsed/>
   </w:style>
   <w:style w:type="table" w:default="1" w:styleId="TableNormal">
